--- a/plantillas/plantilla_resolucion_2026.docx
+++ b/plantillas/plantilla_resolucion_2026.docx
@@ -35,15 +35,14 @@
         <w:rPr>
           <w:rFonts w:ascii="Times New Roman" w:hAnsi="Times New Roman"/>
           <w:b/>
-          <w:color w:val="FF0000"/>
         </w:rPr>
         <w:t xml:space="preserve">{{ </w:t>
       </w:r>
+      <w:proofErr w:type="spellStart"/>
       <w:r>
         <w:rPr>
           <w:rFonts w:ascii="Times New Roman" w:hAnsi="Times New Roman"/>
           <w:b/>
-          <w:color w:val="FF0000"/>
         </w:rPr>
         <w:t>numero</w:t>
       </w:r>
@@ -52,7 +51,6 @@
         <w:rPr>
           <w:rFonts w:ascii="Times New Roman" w:hAnsi="Times New Roman"/>
           <w:b/>
-          <w:color w:val="FF0000"/>
         </w:rPr>
         <w:t>_</w:t>
       </w:r>
@@ -61,15 +59,14 @@
         <w:rPr>
           <w:rFonts w:ascii="Times New Roman" w:hAnsi="Times New Roman"/>
           <w:b/>
-          <w:color w:val="FF0000"/>
         </w:rPr>
         <w:t>resolucion</w:t>
       </w:r>
+      <w:proofErr w:type="spellEnd"/>
       <w:r>
         <w:rPr>
           <w:rFonts w:ascii="Times New Roman" w:hAnsi="Times New Roman"/>
           <w:b/>
-          <w:color w:val="FF0000"/>
         </w:rPr>
         <w:t xml:space="preserve"> }</w:t>
       </w:r>
@@ -78,7 +75,6 @@
         <w:rPr>
           <w:rFonts w:ascii="Times New Roman" w:hAnsi="Times New Roman"/>
           <w:b/>
-          <w:color w:val="FF0000"/>
         </w:rPr>
         <w:t>}</w:t>
       </w:r>
@@ -103,14 +99,13 @@
       <w:r>
         <w:rPr>
           <w:rFonts w:ascii="Arial" w:hAnsi="Arial" w:cs="Arial"/>
-          <w:color w:val="FF0000"/>
         </w:rPr>
         <w:t xml:space="preserve">{{ </w:t>
       </w:r>
+      <w:proofErr w:type="spellStart"/>
       <w:r>
         <w:rPr>
           <w:rFonts w:ascii="Arial" w:hAnsi="Arial" w:cs="Arial"/>
-          <w:color w:val="FF0000"/>
         </w:rPr>
         <w:t>dia</w:t>
       </w:r>
@@ -118,7 +113,6 @@
       <w:r>
         <w:rPr>
           <w:rFonts w:ascii="Arial" w:hAnsi="Arial" w:cs="Arial"/>
-          <w:color w:val="FF0000"/>
         </w:rPr>
         <w:t>_</w:t>
       </w:r>
@@ -126,14 +120,13 @@
       <w:r>
         <w:rPr>
           <w:rFonts w:ascii="Arial" w:hAnsi="Arial" w:cs="Arial"/>
-          <w:color w:val="FF0000"/>
         </w:rPr>
         <w:t>resolucion</w:t>
       </w:r>
+      <w:proofErr w:type="spellEnd"/>
       <w:r>
         <w:rPr>
           <w:rFonts w:ascii="Arial" w:hAnsi="Arial" w:cs="Arial"/>
-          <w:color w:val="FF0000"/>
         </w:rPr>
         <w:t xml:space="preserve"> }</w:t>
       </w:r>
@@ -141,14 +134,12 @@
       <w:r>
         <w:rPr>
           <w:rFonts w:ascii="Arial" w:hAnsi="Arial" w:cs="Arial"/>
-          <w:color w:val="FF0000"/>
         </w:rPr>
         <w:t>}</w:t>
       </w:r>
       <w:r>
         <w:rPr>
           <w:rFonts w:ascii="Arial" w:hAnsi="Arial" w:cs="Arial"/>
-          <w:color w:val="FF0000"/>
         </w:rPr>
         <w:t xml:space="preserve"> de </w:t>
       </w:r>
@@ -156,14 +147,13 @@
       <w:r>
         <w:rPr>
           <w:rFonts w:ascii="Arial" w:hAnsi="Arial" w:cs="Arial"/>
-          <w:color w:val="FF0000"/>
         </w:rPr>
         <w:t xml:space="preserve">{{ </w:t>
       </w:r>
+      <w:proofErr w:type="spellStart"/>
       <w:r>
         <w:rPr>
           <w:rFonts w:ascii="Arial" w:hAnsi="Arial" w:cs="Arial"/>
-          <w:color w:val="FF0000"/>
         </w:rPr>
         <w:t>mes</w:t>
       </w:r>
@@ -171,7 +161,6 @@
       <w:r>
         <w:rPr>
           <w:rFonts w:ascii="Arial" w:hAnsi="Arial" w:cs="Arial"/>
-          <w:color w:val="FF0000"/>
         </w:rPr>
         <w:t>_</w:t>
       </w:r>
@@ -179,14 +168,13 @@
       <w:r>
         <w:rPr>
           <w:rFonts w:ascii="Arial" w:hAnsi="Arial" w:cs="Arial"/>
-          <w:color w:val="FF0000"/>
         </w:rPr>
         <w:t>resolucion</w:t>
       </w:r>
+      <w:proofErr w:type="spellEnd"/>
       <w:r>
         <w:rPr>
           <w:rFonts w:ascii="Arial" w:hAnsi="Arial" w:cs="Arial"/>
-          <w:color w:val="FF0000"/>
         </w:rPr>
         <w:t xml:space="preserve"> }</w:t>
       </w:r>
@@ -194,14 +182,12 @@
       <w:r>
         <w:rPr>
           <w:rFonts w:ascii="Arial" w:hAnsi="Arial" w:cs="Arial"/>
-          <w:color w:val="FF0000"/>
         </w:rPr>
         <w:t>}</w:t>
       </w:r>
       <w:r>
         <w:rPr>
           <w:rFonts w:ascii="Arial" w:hAnsi="Arial" w:cs="Arial"/>
-          <w:color w:val="FF0000"/>
         </w:rPr>
         <w:t xml:space="preserve"> de </w:t>
       </w:r>
@@ -209,14 +195,13 @@
       <w:r>
         <w:rPr>
           <w:rFonts w:ascii="Arial" w:hAnsi="Arial" w:cs="Arial"/>
-          <w:color w:val="FF0000"/>
         </w:rPr>
         <w:t xml:space="preserve">{{ </w:t>
       </w:r>
+      <w:proofErr w:type="spellStart"/>
       <w:r>
         <w:rPr>
           <w:rFonts w:ascii="Arial" w:hAnsi="Arial" w:cs="Arial"/>
-          <w:color w:val="FF0000"/>
         </w:rPr>
         <w:t>anio</w:t>
       </w:r>
@@ -224,7 +209,6 @@
       <w:r>
         <w:rPr>
           <w:rFonts w:ascii="Arial" w:hAnsi="Arial" w:cs="Arial"/>
-          <w:color w:val="FF0000"/>
         </w:rPr>
         <w:t>_</w:t>
       </w:r>
@@ -232,14 +216,13 @@
       <w:r>
         <w:rPr>
           <w:rFonts w:ascii="Arial" w:hAnsi="Arial" w:cs="Arial"/>
-          <w:color w:val="FF0000"/>
         </w:rPr>
         <w:t>resolucion</w:t>
       </w:r>
+      <w:proofErr w:type="spellEnd"/>
       <w:r>
         <w:rPr>
           <w:rFonts w:ascii="Arial" w:hAnsi="Arial" w:cs="Arial"/>
-          <w:color w:val="FF0000"/>
         </w:rPr>
         <w:t xml:space="preserve"> }</w:t>
       </w:r>
@@ -247,7 +230,6 @@
       <w:r>
         <w:rPr>
           <w:rFonts w:ascii="Arial" w:hAnsi="Arial" w:cs="Arial"/>
-          <w:color w:val="FF0000"/>
         </w:rPr>
         <w:t>}</w:t>
       </w:r>
@@ -342,7 +324,6 @@
       <w:r>
         <w:rPr>
           <w:rFonts w:ascii="Arial" w:hAnsi="Arial" w:cs="Arial"/>
-          <w:color w:val="000000"/>
           <w:sz w:val="18"/>
           <w:szCs w:val="18"/>
         </w:rPr>
@@ -359,7 +340,6 @@
       <w:r>
         <w:rPr>
           <w:rFonts w:ascii="Arial" w:hAnsi="Arial" w:cs="Arial"/>
-          <w:color w:val="000000"/>
           <w:sz w:val="18"/>
           <w:szCs w:val="18"/>
         </w:rPr>
@@ -374,7 +354,6 @@
         <w:jc w:val="both"/>
         <w:rPr>
           <w:rFonts w:ascii="Arial" w:hAnsi="Arial" w:cs="Arial"/>
-          <w:color w:val="000000"/>
           <w:sz w:val="18"/>
           <w:szCs w:val="18"/>
         </w:rPr>
@@ -382,7 +361,6 @@
       <w:r>
         <w:rPr>
           <w:rFonts w:ascii="Arial" w:hAnsi="Arial" w:cs="Arial"/>
-          <w:color w:val="000000"/>
           <w:sz w:val="18"/>
           <w:szCs w:val="18"/>
         </w:rPr>
@@ -397,7 +375,6 @@
         <w:jc w:val="both"/>
         <w:rPr>
           <w:rFonts w:ascii="Arial" w:hAnsi="Arial" w:cs="Arial"/>
-          <w:color w:val="000000"/>
           <w:sz w:val="18"/>
           <w:szCs w:val="18"/>
         </w:rPr>
@@ -413,38 +390,10 @@
       <w:r>
         <w:rPr>
           <w:rFonts w:ascii="Arial" w:hAnsi="Arial" w:cs="Arial"/>
-          <w:color w:val="000000"/>
           <w:sz w:val="18"/>
           <w:szCs w:val="18"/>
         </w:rPr>
-        <w:t xml:space="preserve">Que la Dirección Financiera de la Institución expidió el Certificado de </w:t>
-      </w:r>
-      <w:r>
-        <w:rPr>
-          <w:rFonts w:ascii="Arial" w:hAnsi="Arial" w:cs="Arial"/>
-          <w:color w:val="000000"/>
-          <w:sz w:val="18"/>
-          <w:szCs w:val="18"/>
-        </w:rPr>
-        <w:t>Disponibilidad Presupuestal</w:t>
-      </w:r>
-      <w:r>
-        <w:rPr>
-          <w:rFonts w:ascii="Arial" w:hAnsi="Arial" w:cs="Arial"/>
-          <w:color w:val="000000"/>
-          <w:sz w:val="18"/>
-          <w:szCs w:val="18"/>
-        </w:rPr>
-        <w:t xml:space="preserve"> No. 01 del 7 de enero de 2026</w:t>
-      </w:r>
-      <w:r>
-        <w:rPr>
-          <w:rFonts w:ascii="Arial" w:hAnsi="Arial" w:cs="Arial"/>
-          <w:color w:val="000000"/>
-          <w:sz w:val="18"/>
-          <w:szCs w:val="18"/>
-        </w:rPr>
-        <w:t>, para el pago de profesores catedráticos u ocasionales designados en las diferentes Facultades, Centros y/o Dependencias.</w:t>
+        <w:t>Que la Dirección Financiera de la Institución expidió el Certificado de Disponibilidad Presupuestal No. 01 del 7 de enero de 2026, para el pago de profesores catedráticos u ocasionales designados en las diferentes Facultades, Centros y/o Dependencias.</w:t>
       </w:r>
     </w:p>
     <w:p>
@@ -535,16 +484,15 @@
         <w:rPr>
           <w:rFonts w:ascii="Arial" w:hAnsi="Arial"/>
           <w:b/>
-          <w:color w:val="FF0000"/>
           <w:sz w:val="18"/>
         </w:rPr>
         <w:t xml:space="preserve">{{ </w:t>
       </w:r>
+      <w:proofErr w:type="spellStart"/>
       <w:r>
         <w:rPr>
           <w:rFonts w:ascii="Arial" w:hAnsi="Arial"/>
           <w:b/>
-          <w:color w:val="FF0000"/>
           <w:sz w:val="18"/>
         </w:rPr>
         <w:t>nombre</w:t>
@@ -554,7 +502,6 @@
         <w:rPr>
           <w:rFonts w:ascii="Arial" w:hAnsi="Arial"/>
           <w:b/>
-          <w:color w:val="FF0000"/>
           <w:sz w:val="18"/>
         </w:rPr>
         <w:t>_</w:t>
@@ -564,16 +511,15 @@
         <w:rPr>
           <w:rFonts w:ascii="Arial" w:hAnsi="Arial"/>
           <w:b/>
-          <w:color w:val="FF0000"/>
           <w:sz w:val="18"/>
         </w:rPr>
         <w:t>completo</w:t>
       </w:r>
+      <w:proofErr w:type="spellEnd"/>
       <w:r>
         <w:rPr>
           <w:rFonts w:ascii="Arial" w:hAnsi="Arial"/>
           <w:b/>
-          <w:color w:val="FF0000"/>
           <w:sz w:val="18"/>
         </w:rPr>
         <w:t xml:space="preserve"> }</w:t>
@@ -583,7 +529,6 @@
         <w:rPr>
           <w:rFonts w:ascii="Arial" w:hAnsi="Arial"/>
           <w:b/>
-          <w:color w:val="FF0000"/>
           <w:sz w:val="18"/>
         </w:rPr>
         <w:t>}</w:t>
@@ -592,7 +537,6 @@
         <w:rPr>
           <w:rFonts w:ascii="Arial" w:hAnsi="Arial"/>
           <w:b/>
-          <w:color w:val="FF0000"/>
           <w:sz w:val="18"/>
         </w:rPr>
         <w:t xml:space="preserve"> </w:t>
@@ -639,37 +583,22 @@
       <w:proofErr w:type="gramStart"/>
       <w:r>
         <w:rPr>
-          <w:color w:val="EE0000"/>
           <w:sz w:val="18"/>
         </w:rPr>
-        <w:t xml:space="preserve">{{ </w:t>
-      </w:r>
-      <w:r>
-        <w:rPr>
-          <w:color w:val="EE0000"/>
+        <w:t>{{ cedula</w:t>
+      </w:r>
+      <w:proofErr w:type="gramEnd"/>
+      <w:r>
+        <w:rPr>
           <w:sz w:val="18"/>
         </w:rPr>
-        <w:t>cedula</w:t>
-      </w:r>
-      <w:proofErr w:type="gramEnd"/>
-      <w:r>
-        <w:rPr>
-          <w:color w:val="EE0000"/>
+        <w:t xml:space="preserve"> }}</w:t>
+      </w:r>
+      <w:r>
+        <w:rPr>
           <w:sz w:val="18"/>
         </w:rPr>
-        <w:t xml:space="preserve"> }}</w:t>
-      </w:r>
-      <w:r>
-        <w:rPr>
-          <w:sz w:val="18"/>
-        </w:rPr>
-        <w:t xml:space="preserve"> </w:t>
-      </w:r>
-      <w:r>
-        <w:rPr>
-          <w:sz w:val="18"/>
-        </w:rPr>
-        <w:t>en</w:t>
+        <w:t xml:space="preserve"> en</w:t>
       </w:r>
       <w:r>
         <w:rPr>
@@ -695,54 +624,86 @@
         <w:rPr>
           <w:sz w:val="18"/>
         </w:rPr>
-        <w:t>Facultad:</w:t>
-      </w:r>
-      <w:r>
-        <w:rPr>
-          <w:sz w:val="18"/>
-        </w:rPr>
-        <w:t xml:space="preserve"> </w:t>
+        <w:t xml:space="preserve">Facultad: </w:t>
       </w:r>
       <w:proofErr w:type="gramStart"/>
       <w:r>
         <w:rPr>
-          <w:color w:val="FF0000"/>
           <w:sz w:val="20"/>
         </w:rPr>
+        <w:t>{{ facultad</w:t>
+      </w:r>
+      <w:proofErr w:type="gramEnd"/>
+      <w:r>
+        <w:rPr>
+          <w:sz w:val="20"/>
+        </w:rPr>
+        <w:t xml:space="preserve"> }}</w:t>
+      </w:r>
+      <w:r>
+        <w:rPr>
+          <w:sz w:val="20"/>
+        </w:rPr>
+        <w:t xml:space="preserve">, durante el periodo comprendido del </w:t>
+      </w:r>
+      <w:proofErr w:type="gramStart"/>
+      <w:r>
+        <w:rPr>
+          <w:sz w:val="20"/>
+        </w:rPr>
         <w:t xml:space="preserve">{{ </w:t>
       </w:r>
-      <w:r>
-        <w:rPr>
-          <w:color w:val="FF0000"/>
+      <w:proofErr w:type="spellStart"/>
+      <w:r>
+        <w:rPr>
           <w:sz w:val="20"/>
         </w:rPr>
-        <w:t>facultad</w:t>
+        <w:t>fecha</w:t>
       </w:r>
       <w:proofErr w:type="gramEnd"/>
       <w:r>
         <w:rPr>
-          <w:color w:val="FF0000"/>
           <w:sz w:val="20"/>
         </w:rPr>
-        <w:t xml:space="preserve"> }}</w:t>
-      </w:r>
+        <w:t>_</w:t>
+      </w:r>
+      <w:proofErr w:type="gramStart"/>
       <w:r>
         <w:rPr>
           <w:sz w:val="20"/>
         </w:rPr>
-        <w:t xml:space="preserve">, durante el periodo comprendido del </w:t>
+        <w:t>inicio</w:t>
+      </w:r>
+      <w:proofErr w:type="spellEnd"/>
+      <w:r>
+        <w:rPr>
+          <w:sz w:val="20"/>
+        </w:rPr>
+        <w:t xml:space="preserve"> }</w:t>
+      </w:r>
+      <w:proofErr w:type="gramEnd"/>
+      <w:r>
+        <w:rPr>
+          <w:sz w:val="20"/>
+        </w:rPr>
+        <w:t>}</w:t>
+      </w:r>
+      <w:r>
+        <w:rPr>
+          <w:sz w:val="20"/>
+        </w:rPr>
+        <w:t xml:space="preserve"> al </w:t>
       </w:r>
       <w:proofErr w:type="gramStart"/>
       <w:r>
         <w:rPr>
-          <w:color w:val="FF0000"/>
           <w:sz w:val="20"/>
         </w:rPr>
         <w:t xml:space="preserve">{{ </w:t>
       </w:r>
-      <w:r>
-        <w:rPr>
-          <w:color w:val="FF0000"/>
+      <w:proofErr w:type="spellStart"/>
+      <w:r>
+        <w:rPr>
           <w:sz w:val="20"/>
         </w:rPr>
         <w:t>fecha</w:t>
@@ -750,7 +711,6 @@
       <w:proofErr w:type="gramEnd"/>
       <w:r>
         <w:rPr>
-          <w:color w:val="FF0000"/>
           <w:sz w:val="20"/>
         </w:rPr>
         <w:t>_</w:t>
@@ -758,14 +718,13 @@
       <w:proofErr w:type="gramStart"/>
       <w:r>
         <w:rPr>
-          <w:color w:val="FF0000"/>
           <w:sz w:val="20"/>
         </w:rPr>
-        <w:t>inicio</w:t>
-      </w:r>
-      <w:r>
-        <w:rPr>
-          <w:color w:val="FF0000"/>
+        <w:t>fin</w:t>
+      </w:r>
+      <w:proofErr w:type="spellEnd"/>
+      <w:r>
+        <w:rPr>
           <w:sz w:val="20"/>
         </w:rPr>
         <w:t xml:space="preserve"> }</w:t>
@@ -773,60 +732,6 @@
       <w:proofErr w:type="gramEnd"/>
       <w:r>
         <w:rPr>
-          <w:color w:val="FF0000"/>
-          <w:sz w:val="20"/>
-        </w:rPr>
-        <w:t>}</w:t>
-      </w:r>
-      <w:r>
-        <w:rPr>
-          <w:color w:val="FF0000"/>
-          <w:sz w:val="20"/>
-        </w:rPr>
-        <w:t xml:space="preserve"> al </w:t>
-      </w:r>
-      <w:proofErr w:type="gramStart"/>
-      <w:r>
-        <w:rPr>
-          <w:color w:val="FF0000"/>
-          <w:sz w:val="20"/>
-        </w:rPr>
-        <w:t xml:space="preserve">{{ </w:t>
-      </w:r>
-      <w:r>
-        <w:rPr>
-          <w:color w:val="FF0000"/>
-          <w:sz w:val="20"/>
-        </w:rPr>
-        <w:t>fecha</w:t>
-      </w:r>
-      <w:proofErr w:type="gramEnd"/>
-      <w:r>
-        <w:rPr>
-          <w:color w:val="FF0000"/>
-          <w:sz w:val="20"/>
-        </w:rPr>
-        <w:t>_</w:t>
-      </w:r>
-      <w:proofErr w:type="gramStart"/>
-      <w:r>
-        <w:rPr>
-          <w:color w:val="FF0000"/>
-          <w:sz w:val="20"/>
-        </w:rPr>
-        <w:t>fin</w:t>
-      </w:r>
-      <w:r>
-        <w:rPr>
-          <w:color w:val="FF0000"/>
-          <w:sz w:val="20"/>
-        </w:rPr>
-        <w:t xml:space="preserve"> }</w:t>
-      </w:r>
-      <w:proofErr w:type="gramEnd"/>
-      <w:r>
-        <w:rPr>
-          <w:color w:val="FF0000"/>
           <w:sz w:val="20"/>
         </w:rPr>
         <w:t>}</w:t>
@@ -1169,7 +1074,6 @@
               <w:ind w:left="22"/>
               <w:jc w:val="center"/>
               <w:rPr>
-                <w:color w:val="FF0000"/>
                 <w:sz w:val="16"/>
                 <w:szCs w:val="16"/>
               </w:rPr>
@@ -1177,24 +1081,14 @@
             <w:proofErr w:type="gramStart"/>
             <w:r>
               <w:rPr>
-                <w:color w:val="FF0000"/>
                 <w:sz w:val="16"/>
                 <w:szCs w:val="16"/>
               </w:rPr>
-              <w:t xml:space="preserve">{{ </w:t>
-            </w:r>
-            <w:r>
-              <w:rPr>
-                <w:color w:val="FF0000"/>
-                <w:sz w:val="16"/>
-                <w:szCs w:val="16"/>
-              </w:rPr>
-              <w:t>titulo</w:t>
+              <w:t>{{ titulo</w:t>
             </w:r>
             <w:proofErr w:type="gramEnd"/>
             <w:r>
               <w:rPr>
-                <w:color w:val="FF0000"/>
                 <w:sz w:val="16"/>
                 <w:szCs w:val="16"/>
               </w:rPr>
@@ -1214,7 +1108,6 @@
             </w:pPr>
             <w:r>
               <w:rPr>
-                <w:color w:val="FF0000"/>
                 <w:sz w:val="16"/>
                 <w:szCs w:val="16"/>
               </w:rPr>
@@ -1223,15 +1116,14 @@
             <w:proofErr w:type="gramStart"/>
             <w:r>
               <w:rPr>
-                <w:color w:val="FF0000"/>
                 <w:sz w:val="16"/>
                 <w:szCs w:val="16"/>
               </w:rPr>
               <w:t xml:space="preserve">{{ </w:t>
             </w:r>
+            <w:proofErr w:type="spellStart"/>
             <w:r>
               <w:rPr>
-                <w:color w:val="FF0000"/>
                 <w:sz w:val="16"/>
                 <w:szCs w:val="16"/>
               </w:rPr>
@@ -1240,15 +1132,14 @@
             <w:proofErr w:type="gramEnd"/>
             <w:r>
               <w:rPr>
-                <w:color w:val="FF0000"/>
                 <w:sz w:val="16"/>
                 <w:szCs w:val="16"/>
               </w:rPr>
               <w:t>_hora</w:t>
             </w:r>
+            <w:proofErr w:type="spellEnd"/>
             <w:r>
               <w:rPr>
-                <w:color w:val="FF0000"/>
                 <w:sz w:val="16"/>
                 <w:szCs w:val="16"/>
               </w:rPr>
@@ -1267,7 +1158,6 @@
               <w:ind w:left="22"/>
               <w:jc w:val="center"/>
               <w:rPr>
-                <w:color w:val="FF0000"/>
                 <w:sz w:val="16"/>
                 <w:szCs w:val="16"/>
               </w:rPr>
@@ -1275,32 +1165,14 @@
             <w:proofErr w:type="gramStart"/>
             <w:r>
               <w:rPr>
-                <w:color w:val="FF0000"/>
                 <w:sz w:val="16"/>
                 <w:szCs w:val="16"/>
               </w:rPr>
-              <w:t xml:space="preserve">{{ </w:t>
-            </w:r>
-            <w:r>
-              <w:rPr>
-                <w:color w:val="FF0000"/>
-                <w:sz w:val="16"/>
-                <w:szCs w:val="16"/>
-              </w:rPr>
-              <w:t>modalidad</w:t>
-            </w:r>
-            <w:r>
-              <w:rPr>
-                <w:color w:val="FF0000"/>
-                <w:sz w:val="16"/>
-                <w:szCs w:val="16"/>
-              </w:rPr>
-              <w:t xml:space="preserve">  }</w:t>
+              <w:t>{{ modalidad  }</w:t>
             </w:r>
             <w:proofErr w:type="gramEnd"/>
             <w:r>
               <w:rPr>
-                <w:color w:val="FF0000"/>
                 <w:sz w:val="16"/>
                 <w:szCs w:val="16"/>
               </w:rPr>
@@ -1312,7 +1184,6 @@
               <w:pStyle w:val="TableParagraph"/>
               <w:jc w:val="center"/>
               <w:rPr>
-                <w:color w:val="FF0000"/>
                 <w:sz w:val="16"/>
                 <w:szCs w:val="16"/>
               </w:rPr>
@@ -1347,15 +1218,14 @@
             <w:proofErr w:type="gramStart"/>
             <w:r>
               <w:rPr>
-                <w:color w:val="FF0000"/>
                 <w:sz w:val="16"/>
                 <w:szCs w:val="16"/>
               </w:rPr>
               <w:t xml:space="preserve">{{ </w:t>
             </w:r>
+            <w:proofErr w:type="spellStart"/>
             <w:r>
               <w:rPr>
-                <w:color w:val="FF0000"/>
                 <w:sz w:val="16"/>
                 <w:szCs w:val="16"/>
               </w:rPr>
@@ -1364,15 +1234,14 @@
             <w:proofErr w:type="gramEnd"/>
             <w:r>
               <w:rPr>
-                <w:color w:val="FF0000"/>
                 <w:sz w:val="16"/>
                 <w:szCs w:val="16"/>
               </w:rPr>
               <w:t>_horaria</w:t>
             </w:r>
+            <w:proofErr w:type="spellEnd"/>
             <w:r>
               <w:rPr>
-                <w:color w:val="FF0000"/>
                 <w:sz w:val="16"/>
                 <w:szCs w:val="16"/>
               </w:rPr>
@@ -1408,15 +1277,14 @@
             <w:proofErr w:type="gramStart"/>
             <w:r>
               <w:rPr>
-                <w:color w:val="FF0000"/>
                 <w:sz w:val="16"/>
                 <w:szCs w:val="16"/>
               </w:rPr>
               <w:t xml:space="preserve">{{ </w:t>
             </w:r>
+            <w:proofErr w:type="spellStart"/>
             <w:r>
               <w:rPr>
-                <w:color w:val="FF0000"/>
                 <w:sz w:val="16"/>
                 <w:szCs w:val="16"/>
               </w:rPr>
@@ -1425,15 +1293,14 @@
             <w:proofErr w:type="gramEnd"/>
             <w:r>
               <w:rPr>
-                <w:color w:val="FF0000"/>
                 <w:sz w:val="16"/>
                 <w:szCs w:val="16"/>
               </w:rPr>
               <w:t>_mensual</w:t>
             </w:r>
+            <w:proofErr w:type="spellEnd"/>
             <w:r>
               <w:rPr>
-                <w:color w:val="FF0000"/>
                 <w:sz w:val="16"/>
                 <w:szCs w:val="16"/>
               </w:rPr>
@@ -1467,42 +1334,26 @@
       </w:r>
       <w:proofErr w:type="gramStart"/>
       <w:r>
-        <w:rPr>
-          <w:color w:val="FF0000"/>
-        </w:rPr>
         <w:t xml:space="preserve">{{ </w:t>
       </w:r>
-      <w:r>
-        <w:rPr>
-          <w:color w:val="FF0000"/>
-        </w:rPr>
+      <w:proofErr w:type="spellStart"/>
+      <w:r>
         <w:t>total</w:t>
       </w:r>
       <w:proofErr w:type="gramEnd"/>
       <w:r>
-        <w:rPr>
-          <w:color w:val="FF0000"/>
-        </w:rPr>
         <w:t>_</w:t>
       </w:r>
       <w:proofErr w:type="gramStart"/>
       <w:r>
-        <w:rPr>
-          <w:color w:val="FF0000"/>
-        </w:rPr>
         <w:t>horas</w:t>
       </w:r>
-      <w:r>
-        <w:rPr>
-          <w:color w:val="FF0000"/>
-        </w:rPr>
+      <w:proofErr w:type="spellEnd"/>
+      <w:r>
         <w:t xml:space="preserve"> }</w:t>
       </w:r>
       <w:proofErr w:type="gramEnd"/>
       <w:r>
-        <w:rPr>
-          <w:color w:val="FF0000"/>
-        </w:rPr>
         <w:t>}</w:t>
       </w:r>
     </w:p>
@@ -19186,42 +19037,26 @@
       </w:r>
       <w:proofErr w:type="gramStart"/>
       <w:r>
-        <w:rPr>
-          <w:color w:val="FF0000"/>
-        </w:rPr>
         <w:t xml:space="preserve">{{ </w:t>
       </w:r>
-      <w:r>
-        <w:rPr>
-          <w:color w:val="FF0000"/>
-        </w:rPr>
+      <w:proofErr w:type="spellStart"/>
+      <w:r>
         <w:t>dia</w:t>
       </w:r>
       <w:proofErr w:type="gramEnd"/>
       <w:r>
-        <w:rPr>
-          <w:color w:val="FF0000"/>
-        </w:rPr>
         <w:t>_</w:t>
       </w:r>
       <w:proofErr w:type="gramStart"/>
       <w:r>
-        <w:rPr>
-          <w:color w:val="FF0000"/>
-        </w:rPr>
         <w:t>resolucion</w:t>
       </w:r>
-      <w:r>
-        <w:rPr>
-          <w:color w:val="FF0000"/>
-        </w:rPr>
+      <w:proofErr w:type="spellEnd"/>
+      <w:r>
         <w:t xml:space="preserve"> }</w:t>
       </w:r>
       <w:proofErr w:type="gramEnd"/>
       <w:r>
-        <w:rPr>
-          <w:color w:val="FF0000"/>
-        </w:rPr>
         <w:t>}</w:t>
       </w:r>
     </w:p>
@@ -19547,7 +19382,16 @@
                                 <w:w w:val="105"/>
                                 <w:sz w:val="16"/>
                               </w:rPr>
-                              <w:t>{{ dia</w:t>
+                              <w:t xml:space="preserve">{{ </w:t>
+                            </w:r>
+                            <w:proofErr w:type="spellStart"/>
+                            <w:r>
+                              <w:rPr>
+                                <w:color w:val="EE0000"/>
+                                <w:w w:val="105"/>
+                                <w:sz w:val="16"/>
+                              </w:rPr>
+                              <w:t>dia</w:t>
                             </w:r>
                             <w:proofErr w:type="gramEnd"/>
                             <w:r>
@@ -19565,7 +19409,16 @@
                                 <w:w w:val="105"/>
                                 <w:sz w:val="16"/>
                               </w:rPr>
-                              <w:t>resolucion }</w:t>
+                              <w:t>resolucion</w:t>
+                            </w:r>
+                            <w:proofErr w:type="spellEnd"/>
+                            <w:r>
+                              <w:rPr>
+                                <w:color w:val="EE0000"/>
+                                <w:w w:val="105"/>
+                                <w:sz w:val="16"/>
+                              </w:rPr>
+                              <w:t xml:space="preserve"> }</w:t>
                             </w:r>
                             <w:proofErr w:type="gramEnd"/>
                             <w:r>
@@ -19583,7 +19436,16 @@
                                 <w:w w:val="105"/>
                                 <w:sz w:val="16"/>
                               </w:rPr>
-                              <w:t>{{ mes</w:t>
+                              <w:t xml:space="preserve">{{ </w:t>
+                            </w:r>
+                            <w:proofErr w:type="spellStart"/>
+                            <w:r>
+                              <w:rPr>
+                                <w:color w:val="EE0000"/>
+                                <w:w w:val="105"/>
+                                <w:sz w:val="16"/>
+                              </w:rPr>
+                              <w:t>mes</w:t>
                             </w:r>
                             <w:proofErr w:type="gramEnd"/>
                             <w:r>
@@ -19601,7 +19463,16 @@
                                 <w:w w:val="105"/>
                                 <w:sz w:val="16"/>
                               </w:rPr>
-                              <w:t>resolucion }</w:t>
+                              <w:t>resolucion</w:t>
+                            </w:r>
+                            <w:proofErr w:type="spellEnd"/>
+                            <w:r>
+                              <w:rPr>
+                                <w:color w:val="EE0000"/>
+                                <w:w w:val="105"/>
+                                <w:sz w:val="16"/>
+                              </w:rPr>
+                              <w:t xml:space="preserve"> }</w:t>
                             </w:r>
                             <w:proofErr w:type="gramEnd"/>
                             <w:r>
@@ -19619,7 +19490,16 @@
                                 <w:w w:val="105"/>
                                 <w:sz w:val="16"/>
                               </w:rPr>
-                              <w:t>{{ anio</w:t>
+                              <w:t xml:space="preserve">{{ </w:t>
+                            </w:r>
+                            <w:proofErr w:type="spellStart"/>
+                            <w:r>
+                              <w:rPr>
+                                <w:color w:val="EE0000"/>
+                                <w:w w:val="105"/>
+                                <w:sz w:val="16"/>
+                              </w:rPr>
+                              <w:t>anio</w:t>
                             </w:r>
                             <w:proofErr w:type="gramEnd"/>
                             <w:r>
@@ -19637,7 +19517,16 @@
                                 <w:w w:val="105"/>
                                 <w:sz w:val="16"/>
                               </w:rPr>
-                              <w:t>resolucion }</w:t>
+                              <w:t>resolucion</w:t>
+                            </w:r>
+                            <w:proofErr w:type="spellEnd"/>
+                            <w:r>
+                              <w:rPr>
+                                <w:color w:val="EE0000"/>
+                                <w:w w:val="105"/>
+                                <w:sz w:val="16"/>
+                              </w:rPr>
+                              <w:t xml:space="preserve"> }</w:t>
                             </w:r>
                             <w:proofErr w:type="gramEnd"/>
                             <w:r>
@@ -19714,6 +19603,7 @@
                               </w:rPr>
                               <w:t xml:space="preserve"> </w:t>
                             </w:r>
+                            <w:proofErr w:type="spellStart"/>
                             <w:r>
                               <w:rPr>
                                 <w:rFonts w:ascii="Arial" w:hAnsi="Arial"/>
@@ -19743,6 +19633,7 @@
                               </w:rPr>
                               <w:t>completo</w:t>
                             </w:r>
+                            <w:proofErr w:type="spellEnd"/>
                             <w:r>
                               <w:rPr>
                                 <w:rFonts w:ascii="Arial" w:hAnsi="Arial"/>
@@ -19847,6 +19738,7 @@
                               </w:rPr>
                               <w:t xml:space="preserve">{{ </w:t>
                             </w:r>
+                            <w:proofErr w:type="spellStart"/>
                             <w:r>
                               <w:rPr>
                                 <w:color w:val="FF0000"/>
@@ -19873,6 +19765,7 @@
                               </w:rPr>
                               <w:t>resolucion</w:t>
                             </w:r>
+                            <w:proofErr w:type="spellEnd"/>
                             <w:r>
                               <w:rPr>
                                 <w:color w:val="FF0000"/>
@@ -19907,6 +19800,7 @@
                               </w:rPr>
                               <w:t xml:space="preserve">{{ </w:t>
                             </w:r>
+                            <w:proofErr w:type="spellStart"/>
                             <w:r>
                               <w:rPr>
                                 <w:color w:val="FF0000"/>
@@ -19933,6 +19827,7 @@
                               </w:rPr>
                               <w:t>resolucion</w:t>
                             </w:r>
+                            <w:proofErr w:type="spellEnd"/>
                             <w:r>
                               <w:rPr>
                                 <w:color w:val="FF0000"/>
@@ -19967,6 +19862,7 @@
                               </w:rPr>
                               <w:t xml:space="preserve">{{ </w:t>
                             </w:r>
+                            <w:proofErr w:type="spellStart"/>
                             <w:r>
                               <w:rPr>
                                 <w:color w:val="FF0000"/>
@@ -19993,6 +19889,7 @@
                               </w:rPr>
                               <w:t>resolucion</w:t>
                             </w:r>
+                            <w:proofErr w:type="spellEnd"/>
                             <w:r>
                               <w:rPr>
                                 <w:color w:val="FF0000"/>
@@ -20027,6 +19924,7 @@
                               </w:rPr>
                               <w:t xml:space="preserve">{{ </w:t>
                             </w:r>
+                            <w:proofErr w:type="spellStart"/>
                             <w:r>
                               <w:rPr>
                                 <w:color w:val="FF0000"/>
@@ -20053,6 +19951,7 @@
                               </w:rPr>
                               <w:t>resolucion</w:t>
                             </w:r>
+                            <w:proofErr w:type="spellEnd"/>
                             <w:r>
                               <w:rPr>
                                 <w:color w:val="FF0000"/>
@@ -21523,44 +21422,31 @@
       <w:proofErr w:type="gramStart"/>
       <w:r>
         <w:rPr>
-          <w:color w:val="FF0000"/>
           <w:w w:val="105"/>
           <w:sz w:val="10"/>
           <w:szCs w:val="10"/>
         </w:rPr>
-        <w:t xml:space="preserve">{{ </w:t>
-      </w:r>
-      <w:r>
-        <w:rPr>
-          <w:color w:val="FF0000"/>
+        <w:t>{{ decano</w:t>
+      </w:r>
+      <w:proofErr w:type="gramEnd"/>
+      <w:r>
+        <w:rPr>
           <w:w w:val="105"/>
           <w:sz w:val="10"/>
           <w:szCs w:val="10"/>
         </w:rPr>
-        <w:t>decano</w:t>
-      </w:r>
-      <w:proofErr w:type="gramEnd"/>
-      <w:r>
-        <w:rPr>
-          <w:color w:val="FF0000"/>
+        <w:t xml:space="preserve"> }}</w:t>
+      </w:r>
+      <w:r>
+        <w:rPr>
           <w:w w:val="105"/>
           <w:sz w:val="10"/>
           <w:szCs w:val="10"/>
         </w:rPr>
-        <w:t xml:space="preserve"> }}</w:t>
-      </w:r>
-      <w:r>
-        <w:rPr>
-          <w:color w:val="FF0000"/>
-          <w:w w:val="105"/>
-          <w:sz w:val="10"/>
-          <w:szCs w:val="10"/>
-        </w:rPr>
         <w:t xml:space="preserve"> (Decano)</w:t>
       </w:r>
       <w:r>
         <w:rPr>
-          <w:color w:val="FF0000"/>
           <w:spacing w:val="1"/>
           <w:w w:val="105"/>
           <w:sz w:val="10"/>
@@ -21574,7 +21460,6 @@
         <w:spacing w:line="484" w:lineRule="auto"/>
         <w:ind w:right="4443"/>
         <w:rPr>
-          <w:color w:val="FF0000"/>
           <w:w w:val="105"/>
           <w:sz w:val="10"/>
           <w:szCs w:val="10"/>
@@ -21584,84 +21469,29 @@
         <w:rPr>
           <w:rFonts w:ascii="Arial"/>
           <w:b/>
-          <w:color w:val="FF0000"/>
           <w:w w:val="105"/>
           <w:sz w:val="10"/>
           <w:szCs w:val="10"/>
         </w:rPr>
-        <w:t>APROBADO POR</w:t>
-      </w:r>
-      <w:proofErr w:type="gramStart"/>
+        <w:t xml:space="preserve">APROBADO POR: </w:t>
+      </w:r>
       <w:r>
         <w:rPr>
           <w:rFonts w:ascii="Arial"/>
-          <w:b/>
-          <w:color w:val="FF0000"/>
+          <w:bCs/>
           <w:w w:val="105"/>
           <w:sz w:val="10"/>
           <w:szCs w:val="10"/>
         </w:rPr>
-        <w:t>: :</w:t>
-      </w:r>
-      <w:proofErr w:type="gramEnd"/>
-      <w:r>
-        <w:rPr>
-          <w:rFonts w:ascii="Arial"/>
-          <w:b/>
-          <w:color w:val="FF0000"/>
-          <w:spacing w:val="1"/>
+        <w:t>Mayler Pamela Morales Guardo</w:t>
+      </w:r>
+      <w:r>
+        <w:rPr>
           <w:w w:val="105"/>
           <w:sz w:val="10"/>
           <w:szCs w:val="10"/>
         </w:rPr>
-        <w:t xml:space="preserve"> </w:t>
-      </w:r>
-      <w:proofErr w:type="gramStart"/>
-      <w:r>
-        <w:rPr>
-          <w:color w:val="FF0000"/>
-          <w:w w:val="105"/>
-          <w:sz w:val="10"/>
-          <w:szCs w:val="10"/>
-        </w:rPr>
-        <w:t xml:space="preserve">{{ </w:t>
-      </w:r>
-      <w:r>
-        <w:rPr>
-          <w:color w:val="FF0000"/>
-          <w:w w:val="105"/>
-          <w:sz w:val="10"/>
-          <w:szCs w:val="10"/>
-        </w:rPr>
-        <w:t>vicerrectora</w:t>
-      </w:r>
-      <w:proofErr w:type="gramEnd"/>
-      <w:r>
-        <w:rPr>
-          <w:color w:val="FF0000"/>
-          <w:w w:val="105"/>
-          <w:sz w:val="10"/>
-          <w:szCs w:val="10"/>
-        </w:rPr>
-        <w:t xml:space="preserve"> }}</w:t>
-      </w:r>
-      <w:r>
-        <w:rPr>
-          <w:color w:val="FF0000"/>
-          <w:w w:val="105"/>
-          <w:sz w:val="10"/>
-          <w:szCs w:val="10"/>
-        </w:rPr>
-        <w:t xml:space="preserve"> (Vicerrectora Académica)</w:t>
-      </w:r>
-      <w:r>
-        <w:rPr>
-          <w:color w:val="FF0000"/>
-          <w:w w:val="105"/>
-          <w:sz w:val="10"/>
-          <w:szCs w:val="10"/>
-        </w:rPr>
-        <w:t xml:space="preserve"> ()</w:t>
+        <w:t xml:space="preserve"> (Vicerrectora Académica) </w:t>
       </w:r>
     </w:p>
     <w:p>
@@ -21672,7 +21502,6 @@
         <w:spacing w:line="484" w:lineRule="auto"/>
         <w:ind w:right="3876"/>
         <w:rPr>
-          <w:color w:val="FF0000"/>
           <w:spacing w:val="1"/>
           <w:w w:val="105"/>
           <w:sz w:val="10"/>
@@ -21730,57 +21559,16 @@
         </w:rPr>
         <w:t xml:space="preserve"> </w:t>
       </w:r>
-      <w:proofErr w:type="gramStart"/>
-      <w:r>
-        <w:rPr>
+      <w:r>
+        <w:rPr>
+          <w:rFonts w:ascii="Arial"/>
+          <w:bCs/>
+          <w:spacing w:val="1"/>
           <w:w w:val="105"/>
           <w:sz w:val="10"/>
           <w:szCs w:val="10"/>
         </w:rPr>
-        <w:t xml:space="preserve">{{ </w:t>
-      </w:r>
-      <w:r>
-        <w:rPr>
-          <w:w w:val="105"/>
-          <w:sz w:val="10"/>
-          <w:szCs w:val="10"/>
-        </w:rPr>
-        <w:t>jefe</w:t>
-      </w:r>
-      <w:proofErr w:type="gramEnd"/>
-      <w:r>
-        <w:rPr>
-          <w:w w:val="105"/>
-          <w:sz w:val="10"/>
-          <w:szCs w:val="10"/>
-        </w:rPr>
-        <w:t>_talento_</w:t>
-      </w:r>
-      <w:proofErr w:type="gramStart"/>
-      <w:r>
-        <w:rPr>
-          <w:w w:val="105"/>
-          <w:sz w:val="10"/>
-          <w:szCs w:val="10"/>
-        </w:rPr>
-        <w:t>humano</w:t>
-      </w:r>
-      <w:r>
-        <w:rPr>
-          <w:w w:val="105"/>
-          <w:sz w:val="10"/>
-          <w:szCs w:val="10"/>
-        </w:rPr>
-        <w:t xml:space="preserve"> }</w:t>
-      </w:r>
-      <w:proofErr w:type="gramEnd"/>
-      <w:r>
-        <w:rPr>
-          <w:w w:val="105"/>
-          <w:sz w:val="10"/>
-          <w:szCs w:val="10"/>
-        </w:rPr>
-        <w:t>}</w:t>
+        <w:t>Sandra Sugey Simanca Palencia</w:t>
       </w:r>
       <w:r>
         <w:rPr>
@@ -21793,7 +21581,6 @@
       </w:r>
       <w:r>
         <w:rPr>
-          <w:color w:val="FF0000"/>
           <w:w w:val="105"/>
           <w:sz w:val="10"/>
           <w:szCs w:val="10"/>
@@ -21803,7 +21590,6 @@
       <w:proofErr w:type="gramStart"/>
       <w:r>
         <w:rPr>
-          <w:color w:val="FF0000"/>
           <w:w w:val="105"/>
           <w:sz w:val="10"/>
           <w:szCs w:val="10"/>
@@ -21813,21 +21599,11 @@
       <w:proofErr w:type="gramEnd"/>
       <w:r>
         <w:rPr>
-          <w:color w:val="FF0000"/>
           <w:w w:val="105"/>
           <w:sz w:val="10"/>
           <w:szCs w:val="10"/>
         </w:rPr>
-        <w:t xml:space="preserve"> de oficina</w:t>
-      </w:r>
-      <w:r>
-        <w:rPr>
-          <w:color w:val="FF0000"/>
-          <w:w w:val="105"/>
-          <w:sz w:val="10"/>
-          <w:szCs w:val="10"/>
-        </w:rPr>
-        <w:t xml:space="preserve"> Asesor de talento humano)</w:t>
+        <w:t xml:space="preserve"> de oficina Asesor de talento humano)</w:t>
       </w:r>
     </w:p>
     <w:p>
